--- a/fuentes/CF2_63340071_DU.docx
+++ b/fuentes/CF2_63340071_DU.docx
@@ -538,6 +538,9 @@
               <w:numId w:val="0"/>
             </w:numPr>
             <w:ind w:left="709"/>
+            <w:rPr>
+              <w:noProof/>
+            </w:rPr>
           </w:pPr>
           <w:r>
             <w:t>Tabla de c</w:t>
@@ -546,99 +549,28 @@
             <w:t>ontenido</w:t>
           </w:r>
           <w:bookmarkEnd w:id="0"/>
-        </w:p>
-        <w:p>
-          <w:pPr>
-            <w:pStyle w:val="TDC1"/>
-            <w:tabs>
-              <w:tab w:val="right" w:leader="dot" w:pos="9962"/>
-            </w:tabs>
-            <w:rPr>
-              <w:rFonts w:eastAsiaTheme="minorEastAsia"/>
-              <w:noProof/>
-              <w:sz w:val="24"/>
-              <w:szCs w:val="24"/>
-              <w:lang w:eastAsia="es-MX"/>
-            </w:rPr>
-          </w:pPr>
           <w:r>
             <w:rPr>
               <w:rFonts w:cstheme="minorHAnsi"/>
-              <w:szCs w:val="28"/>
+              <w:b w:val="0"/>
+              <w:lang w:val="es-CO"/>
             </w:rPr>
             <w:fldChar w:fldCharType="begin"/>
           </w:r>
           <w:r>
             <w:rPr>
               <w:rFonts w:cstheme="minorHAnsi"/>
-              <w:szCs w:val="28"/>
             </w:rPr>
             <w:instrText xml:space="preserve"> TOC \o "1-3" \h \z \u </w:instrText>
           </w:r>
           <w:r>
             <w:rPr>
               <w:rFonts w:cstheme="minorHAnsi"/>
-              <w:szCs w:val="28"/>
+              <w:b w:val="0"/>
+              <w:lang w:val="es-CO"/>
             </w:rPr>
             <w:fldChar w:fldCharType="separate"/>
           </w:r>
-          <w:hyperlink w:anchor="_Toc204102790" w:history="1">
-            <w:r>
-              <w:rPr>
-                <w:rStyle w:val="Hipervnculo"/>
-                <w:noProof/>
-              </w:rPr>
-              <w:t>Tabla de contenido</w:t>
-            </w:r>
-            <w:r>
-              <w:rPr>
-                <w:noProof/>
-                <w:webHidden/>
-              </w:rPr>
-              <w:tab/>
-            </w:r>
-            <w:r>
-              <w:rPr>
-                <w:noProof/>
-                <w:webHidden/>
-              </w:rPr>
-              <w:fldChar w:fldCharType="begin"/>
-            </w:r>
-            <w:r>
-              <w:rPr>
-                <w:noProof/>
-                <w:webHidden/>
-              </w:rPr>
-              <w:instrText xml:space="preserve"> PAGEREF _Toc204102790 \h </w:instrText>
-            </w:r>
-            <w:r>
-              <w:rPr>
-                <w:noProof/>
-                <w:webHidden/>
-              </w:rPr>
-            </w:r>
-            <w:r>
-              <w:rPr>
-                <w:noProof/>
-                <w:webHidden/>
-              </w:rPr>
-              <w:fldChar w:fldCharType="separate"/>
-            </w:r>
-            <w:r>
-              <w:rPr>
-                <w:noProof/>
-                <w:webHidden/>
-              </w:rPr>
-              <w:t>2</w:t>
-            </w:r>
-            <w:r>
-              <w:rPr>
-                <w:noProof/>
-                <w:webHidden/>
-              </w:rPr>
-              <w:fldChar w:fldCharType="end"/>
-            </w:r>
-          </w:hyperlink>
         </w:p>
         <w:p>
           <w:pPr>
@@ -2219,7 +2151,7 @@
           <w:noProof/>
         </w:rPr>
         <w:drawing>
-          <wp:inline distT="0" distB="0" distL="0" distR="0" wp14:anchorId="0CFE27CC" wp14:editId="7BE4EC99">
+          <wp:inline distT="0" distB="0" distL="0" distR="0" wp14:anchorId="0CFE27CC" wp14:editId="10D44966">
             <wp:extent cx="4922875" cy="2768994"/>
             <wp:effectExtent l="0" t="0" r="5080" b="0"/>
             <wp:docPr id="1670321468" name="Imagen 3">
@@ -2341,7 +2273,21 @@
                 <w:b/>
                 <w:bCs/>
               </w:rPr>
-              <w:t>Tu reserva: nuestra prioridad</w:t>
+              <w:t>Tu reserva</w:t>
+            </w:r>
+            <w:r>
+              <w:rPr>
+                <w:b/>
+                <w:bCs/>
+              </w:rPr>
+              <w:t>:</w:t>
+            </w:r>
+            <w:r>
+              <w:rPr>
+                <w:b/>
+                <w:bCs/>
+              </w:rPr>
+              <w:t xml:space="preserve"> nuestra prioridad</w:t>
             </w:r>
           </w:p>
         </w:tc>
@@ -2421,82 +2367,13 @@
           </w:p>
           <w:p>
             <w:r>
-              <w:t>Cu</w:t>
-            </w:r>
-            <w:r>
-              <w:t>ando el</w:t>
-            </w:r>
-            <w:r>
-              <w:t xml:space="preserve"> </w:t>
-            </w:r>
-            <w:r>
-              <w:t>proceso de reserva es eficaz</w:t>
+              <w:t>Cuando el proceso de reserva es eficaz, transparente y personalizado no solo se garantiza una estadía satisfactoria sino que se crea una experiencia que el cliente deseará repetir. Cada llamada, clic o interacción</w:t>
             </w:r>
             <w:r>
               <w:t xml:space="preserve">, </w:t>
             </w:r>
             <w:r>
-              <w:t>transparente y personalizado no solo se</w:t>
-            </w:r>
-            <w:r>
-              <w:t xml:space="preserve"> </w:t>
-            </w:r>
-            <w:r>
-              <w:t>garantiza una estadía satisfactoria sino</w:t>
-            </w:r>
-            <w:r>
-              <w:t xml:space="preserve"> </w:t>
-            </w:r>
-            <w:r>
-              <w:t>que se crea una experiencia que e</w:t>
-            </w:r>
-            <w:r>
-              <w:t xml:space="preserve">l </w:t>
-            </w:r>
-            <w:r>
-              <w:t>cliente deseará repetir</w:t>
-            </w:r>
-            <w:r>
-              <w:t>.</w:t>
-            </w:r>
-            <w:r>
-              <w:t xml:space="preserve"> </w:t>
-            </w:r>
-            <w:r>
-              <w:t>C</w:t>
-            </w:r>
-            <w:r>
-              <w:t>ada llamada</w:t>
-            </w:r>
-            <w:r>
-              <w:t xml:space="preserve">, </w:t>
-            </w:r>
-            <w:r>
-              <w:t>clic o interacción</w:t>
-            </w:r>
-            <w:r>
-              <w:t xml:space="preserve">, </w:t>
-            </w:r>
-            <w:r>
-              <w:t>representa una</w:t>
-            </w:r>
-            <w:r>
-              <w:t xml:space="preserve"> </w:t>
-            </w:r>
-            <w:r>
-              <w:t>oportunidad para demostrar que en el</w:t>
-            </w:r>
-            <w:r>
-              <w:t xml:space="preserve"> </w:t>
-            </w:r>
-            <w:r>
-              <w:t>hotel la reserva es solo el comienzo de</w:t>
-            </w:r>
-            <w:r>
-              <w:t xml:space="preserve"> </w:t>
-            </w:r>
-            <w:r>
-              <w:t>un servicio integral y de calidad</w:t>
+              <w:t>representa una oportunidad para demostrar que en el hotel la reserva es solo el comienzo de un servicio integral y de calidad</w:t>
             </w:r>
             <w:r>
               <w:t xml:space="preserve">. </w:t>
@@ -3587,6 +3464,11 @@
         <w:rPr>
           <w:lang w:val="es-419" w:eastAsia="es-CO"/>
         </w:rPr>
+      </w:r>
+      <w:r>
+        <w:rPr>
+          <w:lang w:val="es-419" w:eastAsia="es-CO"/>
+        </w:rPr>
         <w:fldChar w:fldCharType="separate"/>
       </w:r>
       <w:r>
@@ -3780,6 +3662,11 @@
         <w:rPr>
           <w:lang w:val="es-419" w:eastAsia="es-CO"/>
         </w:rPr>
+      </w:r>
+      <w:r>
+        <w:rPr>
+          <w:lang w:val="es-419" w:eastAsia="es-CO"/>
+        </w:rPr>
         <w:fldChar w:fldCharType="separate"/>
       </w:r>
       <w:r>
@@ -3932,7 +3819,19 @@
         <w:rPr>
           <w:lang w:val="es-419" w:eastAsia="es-CO"/>
         </w:rPr>
-        <w:t>Por ejemplo, azul para las reservas tentativas, rojos para las confirmadas, o verde para las que se desocupan. Se realiza de acuerdo el criterio y la comodidad quien las usa.</w:t>
+        <w:t xml:space="preserve">Por ejemplo, azul para las reservas tentativas, rojo para las confirmadas, o verde para las que se desocupan. Se realiza de acuerdo el criterio y la comodidad </w:t>
+      </w:r>
+      <w:r>
+        <w:rPr>
+          <w:lang w:val="es-419" w:eastAsia="es-CO"/>
+        </w:rPr>
+        <w:t xml:space="preserve">de </w:t>
+      </w:r>
+      <w:r>
+        <w:rPr>
+          <w:lang w:val="es-419" w:eastAsia="es-CO"/>
+        </w:rPr>
+        <w:t>quien las usa.</w:t>
       </w:r>
     </w:p>
     <w:p>
@@ -4644,6 +4543,12 @@
         <w:rPr>
           <w:lang w:val="es-419" w:eastAsia="es-CO"/>
         </w:rPr>
+        <w:t>s</w:t>
+      </w:r>
+      <w:r>
+        <w:rPr>
+          <w:lang w:val="es-419" w:eastAsia="es-CO"/>
+        </w:rPr>
         <w:t>.</w:t>
       </w:r>
     </w:p>
@@ -5261,7 +5166,19 @@
         <w:rPr>
           <w:lang w:val="es-419" w:eastAsia="es-CO"/>
         </w:rPr>
-        <w:t xml:space="preserve">De acuerdo con lo anterior, para un hotel un pasajero </w:t>
+        <w:t>De acuerdo con lo anterior, para un hotel</w:t>
+      </w:r>
+      <w:r>
+        <w:rPr>
+          <w:lang w:val="es-419" w:eastAsia="es-CO"/>
+        </w:rPr>
+        <w:t>,</w:t>
+      </w:r>
+      <w:r>
+        <w:rPr>
+          <w:lang w:val="es-419" w:eastAsia="es-CO"/>
+        </w:rPr>
+        <w:t xml:space="preserve"> un pasajero </w:t>
       </w:r>
       <w:r>
         <w:rPr>
@@ -5617,16 +5534,16 @@
     <w:p>
       <w:pPr>
         <w:rPr>
+          <w:rStyle w:val="Extranjerismo"/>
           <w:b/>
           <w:bCs/>
-          <w:lang w:val="es-419" w:eastAsia="es-CO"/>
-        </w:rPr>
-      </w:pPr>
-      <w:r>
-        <w:rPr>
+        </w:rPr>
+      </w:pPr>
+      <w:r>
+        <w:rPr>
+          <w:rStyle w:val="Extranjerismo"/>
           <w:b/>
           <w:bCs/>
-          <w:lang w:val="es-419" w:eastAsia="es-CO"/>
         </w:rPr>
         <w:t>Rooming list</w:t>
       </w:r>
@@ -5641,7 +5558,43 @@
         <w:rPr>
           <w:lang w:val="es-419" w:eastAsia="es-CO"/>
         </w:rPr>
-        <w:t>El rooming list es el listado de reservas que llegan en un día determinado. Pueden ser reservas de grupo o individuales y también se pueden llamar “reservation list”, donde se relacionan los siguientes datos:</w:t>
+        <w:t xml:space="preserve">El </w:t>
+      </w:r>
+      <w:r>
+        <w:rPr>
+          <w:rStyle w:val="Extranjerismo"/>
+        </w:rPr>
+        <w:t>rooming list</w:t>
+      </w:r>
+      <w:r>
+        <w:rPr>
+          <w:lang w:val="es-419" w:eastAsia="es-CO"/>
+        </w:rPr>
+        <w:t xml:space="preserve"> es el listado de reservas que llegan en un día determinado. Pueden ser reservas de grupo o individuales y también se pueden llamar “</w:t>
+      </w:r>
+      <w:r>
+        <w:rPr>
+          <w:rStyle w:val="Extranjerismo"/>
+        </w:rPr>
+        <w:t>reservation</w:t>
+      </w:r>
+      <w:r>
+        <w:rPr>
+          <w:lang w:val="es-419" w:eastAsia="es-CO"/>
+        </w:rPr>
+        <w:t xml:space="preserve"> </w:t>
+      </w:r>
+      <w:r>
+        <w:rPr>
+          <w:rStyle w:val="Extranjerismo"/>
+        </w:rPr>
+        <w:t>list</w:t>
+      </w:r>
+      <w:r>
+        <w:rPr>
+          <w:lang w:val="es-419" w:eastAsia="es-CO"/>
+        </w:rPr>
+        <w:t>”, donde se relacionan los siguientes datos:</w:t>
       </w:r>
     </w:p>
     <w:p>
@@ -7534,6 +7487,12 @@
         </w:rPr>
         <w:t>Garantizar la reserva de habitación a un huésped, es uno de los factores más complejos tanto para el área de reservaciones, como para el departamento de recepción; cuando se confirma una reserva es necesario exigir el pago anticipado como garantía de la habitación; en ocasiones la modificación de una reserva por cambio de fecha de ingreso o salida puede tener una penalidad, dependiendo de la política del establecimiento</w:t>
       </w:r>
+      <w:r>
+        <w:rPr>
+          <w:lang w:val="es-419" w:eastAsia="es-CO"/>
+        </w:rPr>
+        <w:t>.</w:t>
+      </w:r>
     </w:p>
     <w:p>
       <w:pPr>
@@ -9241,34 +9200,48 @@
           <w:bCs/>
           <w:lang w:val="es-419" w:eastAsia="es-CO"/>
         </w:rPr>
-        <w:t>Best Available Rate</w:t>
+        <w:t>Best Available Rat</w:t>
       </w:r>
       <w:r>
         <w:rPr>
           <w:rStyle w:val="Extranjerismo"/>
-          <w:lang w:val="es-419" w:eastAsia="es-CO"/>
-        </w:rPr>
-        <w:t>)</w:t>
-      </w:r>
-      <w:r>
-        <w:rPr>
-          <w:lang w:val="es-419" w:eastAsia="es-CO"/>
-        </w:rPr>
-        <w:t>,</w:t>
-      </w:r>
-      <w:r>
-        <w:rPr>
           <w:b/>
           <w:bCs/>
           <w:lang w:val="es-419" w:eastAsia="es-CO"/>
         </w:rPr>
+        <w:t>e</w:t>
+      </w:r>
+      <w:r>
+        <w:rPr>
+          <w:lang w:val="es-419" w:eastAsia="es-CO"/>
+        </w:rPr>
+        <w:t>,</w:t>
+      </w:r>
+      <w:r>
+        <w:rPr>
+          <w:b/>
+          <w:bCs/>
+          <w:lang w:val="es-419" w:eastAsia="es-CO"/>
+        </w:rPr>
         <w:t xml:space="preserve"> </w:t>
       </w:r>
       <w:r>
         <w:rPr>
           <w:lang w:val="es-419" w:eastAsia="es-CO"/>
         </w:rPr>
-        <w:t>por su sigla en inglés. La mejor tarifa disponible garantiza que no se va a encontrar una tarifa inferior en ningún canal de distribución.</w:t>
+        <w:t>por su sigla en inglés</w:t>
+      </w:r>
+      <w:r>
+        <w:rPr>
+          <w:lang w:val="es-419" w:eastAsia="es-CO"/>
+        </w:rPr>
+        <w:t>)</w:t>
+      </w:r>
+      <w:r>
+        <w:rPr>
+          <w:lang w:val="es-419" w:eastAsia="es-CO"/>
+        </w:rPr>
+        <w:t>. La mejor tarifa disponible garantiza que no se va a encontrar una tarifa inferior en ningún canal de distribución.</w:t>
       </w:r>
     </w:p>
     <w:p>
@@ -11178,116 +11151,6 @@
           </w:p>
         </w:tc>
       </w:tr>
-      <w:tr>
-        <w:trPr>
-          <w:jc w:val="center"/>
-        </w:trPr>
-        <w:tc>
-          <w:tcPr>
-            <w:tcW w:w="2263" w:type="dxa"/>
-          </w:tcPr>
-          <w:p>
-            <w:pPr>
-              <w:pStyle w:val="TextoTablas"/>
-              <w:jc w:val="center"/>
-              <w:rPr>
-                <w:rStyle w:val="Extranjerismo"/>
-              </w:rPr>
-            </w:pPr>
-            <w:r>
-              <w:t>Detalle de la promoción</w:t>
-            </w:r>
-          </w:p>
-        </w:tc>
-        <w:tc>
-          <w:tcPr>
-            <w:tcW w:w="1418" w:type="dxa"/>
-          </w:tcPr>
-          <w:p>
-            <w:pPr>
-              <w:pStyle w:val="TextoTablas"/>
-              <w:jc w:val="center"/>
-            </w:pPr>
-            <w:r>
-              <w:t>Descuento</w:t>
-            </w:r>
-          </w:p>
-        </w:tc>
-        <w:tc>
-          <w:tcPr>
-            <w:tcW w:w="1417" w:type="dxa"/>
-          </w:tcPr>
-          <w:p>
-            <w:pPr>
-              <w:pStyle w:val="TextoTablas"/>
-              <w:jc w:val="center"/>
-            </w:pPr>
-            <w:r>
-              <w:t>Estándar</w:t>
-            </w:r>
-          </w:p>
-        </w:tc>
-        <w:tc>
-          <w:tcPr>
-            <w:tcW w:w="1276" w:type="dxa"/>
-          </w:tcPr>
-          <w:p>
-            <w:pPr>
-              <w:pStyle w:val="TextoTablas"/>
-              <w:jc w:val="center"/>
-              <w:rPr>
-                <w:rStyle w:val="Extranjerismo"/>
-              </w:rPr>
-            </w:pPr>
-            <w:r>
-              <w:rPr>
-                <w:rStyle w:val="Extranjerismo"/>
-              </w:rPr>
-              <w:t>Deluxe</w:t>
-            </w:r>
-          </w:p>
-        </w:tc>
-        <w:tc>
-          <w:tcPr>
-            <w:tcW w:w="1418" w:type="dxa"/>
-          </w:tcPr>
-          <w:p>
-            <w:pPr>
-              <w:pStyle w:val="TextoTablas"/>
-              <w:jc w:val="center"/>
-              <w:rPr>
-                <w:rStyle w:val="Extranjerismo"/>
-              </w:rPr>
-            </w:pPr>
-            <w:r>
-              <w:rPr>
-                <w:rStyle w:val="Extranjerismo"/>
-              </w:rPr>
-              <w:t>Junior suite</w:t>
-            </w:r>
-          </w:p>
-        </w:tc>
-        <w:tc>
-          <w:tcPr>
-            <w:tcW w:w="1275" w:type="dxa"/>
-          </w:tcPr>
-          <w:p>
-            <w:pPr>
-              <w:pStyle w:val="TextoTablas"/>
-              <w:jc w:val="center"/>
-              <w:rPr>
-                <w:rStyle w:val="Extranjerismo"/>
-              </w:rPr>
-            </w:pPr>
-            <w:r>
-              <w:rPr>
-                <w:rStyle w:val="Extranjerismo"/>
-              </w:rPr>
-              <w:t>Suite</w:t>
-            </w:r>
-          </w:p>
-        </w:tc>
-      </w:tr>
     </w:tbl>
     <w:p>
       <w:pPr>
@@ -11301,6 +11164,13 @@
         </w:rPr>
         <w:t>Fuente: elaborada por el experto SENA</w:t>
       </w:r>
+    </w:p>
+    <w:p>
+      <w:pPr>
+        <w:rPr>
+          <w:lang w:val="es-419" w:eastAsia="es-CO"/>
+        </w:rPr>
+      </w:pPr>
     </w:p>
     <w:p>
       <w:pPr>
@@ -12549,14 +12419,20 @@
         <w:rPr>
           <w:lang w:val="es-419" w:eastAsia="es-CO"/>
         </w:rPr>
-        <w:t xml:space="preserve">Dentro de un proceso de reserva, es importante tener claridad de los sitios de interés para el turista que se encuentren cerca del establecimiento de alojamiento, actividades lúdicas, manifestaciones culturales, eventos, sitios naturales, que el turista </w:t>
+        <w:t xml:space="preserve">Dentro de un proceso de reserva, es importante tener claridad sobre los sitios de interés cercanos al establecimiento de alojamiento, como actividades lúdicas, manifestaciones culturales, eventos, lugares naturales, que el turista pueda disfrutar </w:t>
       </w:r>
       <w:r>
         <w:rPr>
           <w:lang w:val="es-419" w:eastAsia="es-CO"/>
         </w:rPr>
         <w:lastRenderedPageBreak/>
-        <w:t>pueda aprovechar dentro o fuera del establecimiento mientras su estadía, con el fin de que pueda aprovechar su tiempo libre, se lleve una buena experiencia y vuelva al establecimiento.</w:t>
+        <w:t>durante su estadía, tanto dentro como fuera del establecimiento. Esto con el fin de que pueda aprovechar su tiempo libre, tener una buena experiencia y vuelva al establecimiento</w:t>
+      </w:r>
+      <w:r>
+        <w:rPr>
+          <w:lang w:val="es-419" w:eastAsia="es-CO"/>
+        </w:rPr>
+        <w:t>.</w:t>
       </w:r>
     </w:p>
     <w:p>
@@ -12714,7 +12590,6 @@
     </w:p>
     <w:p>
       <w:pPr>
-        <w:ind w:firstLine="426"/>
         <w:rPr>
           <w:lang w:val="es-419" w:eastAsia="es-CO"/>
         </w:rPr>
@@ -12725,10 +12600,10 @@
           <w:lang w:val="es-419" w:eastAsia="es-CO"/>
         </w:rPr>
         <w:drawing>
-          <wp:inline distT="0" distB="0" distL="0" distR="0" wp14:anchorId="51915E01" wp14:editId="05D13347">
-            <wp:extent cx="5838669" cy="3018285"/>
-            <wp:effectExtent l="0" t="0" r="3810" b="4445"/>
-            <wp:docPr id="1431614541" name="Imagen 7" descr="Mapa conceptual sobre la gestión de reservas hoteleras: disponibilidad, políticas, tarifas, contrato y servicios turísticos."/>
+          <wp:inline distT="0" distB="0" distL="0" distR="0" wp14:anchorId="77CC3F3D" wp14:editId="16428425">
+            <wp:extent cx="5603132" cy="2621762"/>
+            <wp:effectExtent l="0" t="0" r="0" b="0"/>
+            <wp:docPr id="1592167313" name="Imagen 3" descr="Mapa conceptual sobre la gestión de reservas hoteleras: disponibilidad, políticas, tarifas, contrato y servicios turísticos."/>
             <wp:cNvGraphicFramePr>
               <a:graphicFrameLocks xmlns:a="http://schemas.openxmlformats.org/drawingml/2006/main" noChangeAspect="1"/>
             </wp:cNvGraphicFramePr>
@@ -12736,11 +12611,11 @@
               <a:graphicData uri="http://schemas.openxmlformats.org/drawingml/2006/picture">
                 <pic:pic xmlns:pic="http://schemas.openxmlformats.org/drawingml/2006/picture">
                   <pic:nvPicPr>
-                    <pic:cNvPr id="1431614541" name="Imagen 7" descr="Mapa conceptual sobre la gestión de reservas hoteleras: disponibilidad, políticas, tarifas, contrato y servicios turísticos."/>
+                    <pic:cNvPr id="1592167313" name="Imagen 3" descr="Mapa conceptual sobre la gestión de reservas hoteleras: disponibilidad, políticas, tarifas, contrato y servicios turísticos."/>
                     <pic:cNvPicPr/>
                   </pic:nvPicPr>
                   <pic:blipFill>
-                    <a:blip r:embed="rId22" cstate="print">
+                    <a:blip r:embed="rId22">
                       <a:extLst>
                         <a:ext uri="{28A0092B-C50C-407E-A947-70E740481C1C}">
                           <a14:useLocalDpi xmlns:a14="http://schemas.microsoft.com/office/drawing/2010/main" val="0"/>
@@ -12754,7 +12629,7 @@
                   <pic:spPr>
                     <a:xfrm>
                       <a:off x="0" y="0"/>
-                      <a:ext cx="5865656" cy="3032236"/>
+                      <a:ext cx="5617319" cy="2628400"/>
                     </a:xfrm>
                     <a:prstGeom prst="rect">
                       <a:avLst/>
@@ -12766,6 +12641,14 @@
           </wp:inline>
         </w:drawing>
       </w:r>
+    </w:p>
+    <w:p>
+      <w:pPr>
+        <w:ind w:firstLine="426"/>
+        <w:rPr>
+          <w:lang w:val="es-419" w:eastAsia="es-CO"/>
+        </w:rPr>
+      </w:pPr>
     </w:p>
     <w:p>
       <w:pPr>
@@ -13438,7 +13321,19 @@
         <w:rPr>
           <w:lang w:val="es-419" w:eastAsia="es-CO"/>
         </w:rPr>
-        <w:t xml:space="preserve"> panel o casillero físico o digital en el que están representadas todas las habitaciones de un establecimiento alojativo y que sirve para gestionar el estado en se encuentran (libre, ocupada, bloqueada, etc.).</w:t>
+        <w:t xml:space="preserve"> panel o casillero físico o digital en el que están representadas todas las habitaciones de un establecimiento alojativo y que sirve para gestionar el estado en </w:t>
+      </w:r>
+      <w:r>
+        <w:rPr>
+          <w:lang w:val="es-419" w:eastAsia="es-CO"/>
+        </w:rPr>
+        <w:t xml:space="preserve">que </w:t>
+      </w:r>
+      <w:r>
+        <w:rPr>
+          <w:lang w:val="es-419" w:eastAsia="es-CO"/>
+        </w:rPr>
+        <w:t>se encuentran (libre, ocupada, bloqueada, etc.).</w:t>
       </w:r>
     </w:p>
     <w:p>
@@ -13500,7 +13395,7 @@
         <w:rPr>
           <w:lang w:val="es-419" w:eastAsia="es-CO"/>
         </w:rPr>
-        <w:t xml:space="preserve"> inventario que tiene un negocio tiene a su disposición.</w:t>
+        <w:t xml:space="preserve"> inventario que tiene un negocio a su disposición.</w:t>
       </w:r>
     </w:p>
     <w:p>
@@ -13871,7 +13766,7 @@
         </w:rPr>
         <w:t xml:space="preserve"> </w:t>
       </w:r>
-      <w:hyperlink r:id="rId27" w:history="1">
+      <w:hyperlink r:id="rId27" w:anchor=":~:text=Es%20el%20panel%20en%20el,de%20ocupaci%C3%B3n%20o%20Room%20rack" w:history="1">
         <w:r>
           <w:rPr>
             <w:rStyle w:val="Hipervnculo"/>
@@ -14683,7 +14578,7 @@
               <w:pStyle w:val="TextoTablas"/>
             </w:pPr>
             <w:r>
-              <w:t>Validadora de recursos educativos digitales</w:t>
+              <w:t>Validadora y vinculadora de recursos educativos digitales</w:t>
             </w:r>
           </w:p>
         </w:tc>
@@ -14734,7 +14629,13 @@
               <w:t>a</w:t>
             </w:r>
             <w:r>
-              <w:t xml:space="preserve"> para contenidos inclusivos y accesibles</w:t>
+              <w:t xml:space="preserve"> </w:t>
+            </w:r>
+            <w:r>
+              <w:t>de</w:t>
+            </w:r>
+            <w:r>
+              <w:t xml:space="preserve"> contenidos inclusivos y accesibles</w:t>
             </w:r>
           </w:p>
         </w:tc>
@@ -22404,6 +22305,7 @@
   <w:style w:type="character" w:default="1" w:styleId="Fuentedeprrafopredeter">
     <w:name w:val="Default Paragraph Font"/>
     <w:uiPriority w:val="1"/>
+    <w:semiHidden/>
     <w:unhideWhenUsed/>
   </w:style>
   <w:style w:type="table" w:default="1" w:styleId="Tablanormal">

--- a/fuentes/CF2_63340071_DU.docx
+++ b/fuentes/CF2_63340071_DU.docx
@@ -322,7 +322,7 @@
                 <v:stroke joinstyle="miter"/>
                 <v:path gradientshapeok="t" o:connecttype="rect"/>
               </v:shapetype>
-              <v:shape id="Cuadro de texto 2" o:spid="_x0000_s1026" type="#_x0000_t202" alt="&quot;&quot;" style="position:absolute;left:0;text-align:left;margin-left:-20.15pt;margin-top:17.7pt;width:557.2pt;height:101.55pt;z-index:251663360;visibility:visible;mso-wrap-style:square;mso-width-percent:0;mso-height-percent:0;mso-wrap-distance-left:9pt;mso-wrap-distance-top:3.6pt;mso-wrap-distance-right:9pt;mso-wrap-distance-bottom:3.6pt;mso-position-horizontal:absolute;mso-position-horizontal-relative:text;mso-position-vertical:absolute;mso-position-vertical-relative:text;mso-width-percent:0;mso-height-percent:0;mso-width-relative:margin;mso-height-relative:margin;v-text-anchor:top" o:gfxdata="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" filled="f" stroked="f">
+              <v:shape id="Cuadro de texto 2" o:spid="_x0000_s1026" type="#_x0000_t202" alt="&quot;&quot;" style="position:absolute;left:0;text-align:left;margin-left:-20.15pt;margin-top:17.7pt;width:557.2pt;height:101.55pt;z-index:251663360;visibility:visible;mso-wrap-style:square;mso-width-percent:0;mso-height-percent:0;mso-wrap-distance-left:9pt;mso-wrap-distance-top:3.6pt;mso-wrap-distance-right:9pt;mso-wrap-distance-bottom:3.6pt;mso-position-horizontal:absolute;mso-position-horizontal-relative:text;mso-position-vertical:absolute;mso-position-vertical-relative:text;mso-width-percent:0;mso-height-percent:0;mso-width-relative:margin;mso-height-relative:margin;v-text-anchor:top" o:gfxdata="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" filled="f" stroked="f">
                 <v:textbox>
                   <w:txbxContent>
                     <w:p>
@@ -2151,7 +2151,7 @@
           <w:noProof/>
         </w:rPr>
         <w:drawing>
-          <wp:inline distT="0" distB="0" distL="0" distR="0" wp14:anchorId="0CFE27CC" wp14:editId="10D44966">
+          <wp:inline distT="0" distB="0" distL="0" distR="0" wp14:anchorId="0CFE27CC" wp14:editId="5B6AEDF3">
             <wp:extent cx="4922875" cy="2768994"/>
             <wp:effectExtent l="0" t="0" r="5080" b="0"/>
             <wp:docPr id="1670321468" name="Imagen 3">
@@ -2312,6 +2312,7 @@
             <w:r>
               <w:rPr>
                 <w:rStyle w:val="Extranjerismo"/>
+                <w:lang w:val="es-CO"/>
               </w:rPr>
               <w:t xml:space="preserve">planning </w:t>
             </w:r>
@@ -2321,6 +2322,7 @@
             <w:r>
               <w:rPr>
                 <w:rStyle w:val="Extranjerismo"/>
+                <w:lang w:val="es-CO"/>
               </w:rPr>
               <w:t>room rack</w:t>
             </w:r>
@@ -2330,6 +2332,7 @@
             <w:r>
               <w:rPr>
                 <w:rStyle w:val="Extranjerismo"/>
+                <w:lang w:val="es-CO"/>
               </w:rPr>
               <w:t xml:space="preserve">planning </w:t>
             </w:r>
@@ -2349,6 +2352,7 @@
             <w:r>
               <w:rPr>
                 <w:rStyle w:val="Extranjerismo"/>
+                <w:lang w:val="es-CO"/>
               </w:rPr>
               <w:t>software</w:t>
             </w:r>
@@ -2454,6 +2458,7 @@
       <w:r>
         <w:rPr>
           <w:rStyle w:val="Extranjerismo"/>
+          <w:lang w:val="es-CO"/>
         </w:rPr>
         <w:t>Planning</w:t>
       </w:r>
@@ -2463,6 +2468,7 @@
       <w:r>
         <w:rPr>
           <w:rStyle w:val="Extranjerismo"/>
+          <w:lang w:val="es-CO"/>
         </w:rPr>
         <w:t>room rack</w:t>
       </w:r>
@@ -3436,54 +3442,15 @@
         </w:rPr>
         <w:t xml:space="preserve">Fuente: </w:t>
       </w:r>
-      <w:r>
-        <w:rPr>
-          <w:lang w:val="es-419" w:eastAsia="es-CO"/>
-        </w:rPr>
-        <w:fldChar w:fldCharType="begin"/>
-      </w:r>
-      <w:r>
-        <w:rPr>
-          <w:lang w:val="es-419" w:eastAsia="es-CO"/>
-        </w:rPr>
-        <w:instrText>HYPERLINK "</w:instrText>
-      </w:r>
-      <w:r>
-        <w:rPr>
-          <w:lang w:val="es-419" w:eastAsia="es-CO"/>
-        </w:rPr>
-        <w:instrText>http://yise1994.blogspot.com/2017/05/ano-del-buen-servicio-al-ciudadano.html</w:instrText>
-      </w:r>
-      <w:r>
-        <w:rPr>
-          <w:lang w:val="es-419" w:eastAsia="es-CO"/>
-        </w:rPr>
-        <w:instrText>"</w:instrText>
-      </w:r>
-      <w:r>
-        <w:rPr>
-          <w:lang w:val="es-419" w:eastAsia="es-CO"/>
-        </w:rPr>
-      </w:r>
-      <w:r>
-        <w:rPr>
-          <w:lang w:val="es-419" w:eastAsia="es-CO"/>
-        </w:rPr>
-        <w:fldChar w:fldCharType="separate"/>
-      </w:r>
-      <w:r>
-        <w:rPr>
-          <w:rStyle w:val="Hipervnculo"/>
-          <w:lang w:val="es-419" w:eastAsia="es-CO"/>
-        </w:rPr>
-        <w:t>http://yise1994.blogspot.com/2017/05/ano-del-buen-servicio-al-ciudadano.html</w:t>
-      </w:r>
-      <w:r>
-        <w:rPr>
-          <w:lang w:val="es-419" w:eastAsia="es-CO"/>
-        </w:rPr>
-        <w:fldChar w:fldCharType="end"/>
-      </w:r>
+      <w:hyperlink r:id="rId16" w:history="1">
+        <w:r>
+          <w:rPr>
+            <w:rStyle w:val="Hipervnculo"/>
+            <w:lang w:val="es-419" w:eastAsia="es-CO"/>
+          </w:rPr>
+          <w:t>http://yise1994.blogspot.com/2017/05/ano-del-buen-servicio-al-ciudadano.html</w:t>
+        </w:r>
+      </w:hyperlink>
       <w:r>
         <w:rPr>
           <w:lang w:val="es-419" w:eastAsia="es-CO"/>
@@ -3595,7 +3562,7 @@
                     <pic:cNvPicPr/>
                   </pic:nvPicPr>
                   <pic:blipFill>
-                    <a:blip r:embed="rId16">
+                    <a:blip r:embed="rId17">
                       <a:extLst>
                         <a:ext uri="{28A0092B-C50C-407E-A947-70E740481C1C}">
                           <a14:useLocalDpi xmlns:a14="http://schemas.microsoft.com/office/drawing/2010/main" val="0"/>
@@ -3634,54 +3601,15 @@
         </w:rPr>
         <w:t xml:space="preserve">Fuente: </w:t>
       </w:r>
-      <w:r>
-        <w:rPr>
-          <w:lang w:val="es-419" w:eastAsia="es-CO"/>
-        </w:rPr>
-        <w:fldChar w:fldCharType="begin"/>
-      </w:r>
-      <w:r>
-        <w:rPr>
-          <w:lang w:val="es-419" w:eastAsia="es-CO"/>
-        </w:rPr>
-        <w:instrText>HYPERLINK "</w:instrText>
-      </w:r>
-      <w:r>
-        <w:rPr>
-          <w:lang w:val="es-419" w:eastAsia="es-CO"/>
-        </w:rPr>
-        <w:instrText>https://www.flickr.com/photos/greensoftware/4986478882/in/photostream/lightbox/</w:instrText>
-      </w:r>
-      <w:r>
-        <w:rPr>
-          <w:lang w:val="es-419" w:eastAsia="es-CO"/>
-        </w:rPr>
-        <w:instrText>"</w:instrText>
-      </w:r>
-      <w:r>
-        <w:rPr>
-          <w:lang w:val="es-419" w:eastAsia="es-CO"/>
-        </w:rPr>
-      </w:r>
-      <w:r>
-        <w:rPr>
-          <w:lang w:val="es-419" w:eastAsia="es-CO"/>
-        </w:rPr>
-        <w:fldChar w:fldCharType="separate"/>
-      </w:r>
-      <w:r>
-        <w:rPr>
-          <w:rStyle w:val="Hipervnculo"/>
-          <w:lang w:val="es-419" w:eastAsia="es-CO"/>
-        </w:rPr>
-        <w:t>https://www.flickr.com/photos/greensoftware/4986478882/in/photostream/lightbox/</w:t>
-      </w:r>
-      <w:r>
-        <w:rPr>
-          <w:lang w:val="es-419" w:eastAsia="es-CO"/>
-        </w:rPr>
-        <w:fldChar w:fldCharType="end"/>
-      </w:r>
+      <w:hyperlink r:id="rId18" w:history="1">
+        <w:r>
+          <w:rPr>
+            <w:rStyle w:val="Hipervnculo"/>
+            <w:lang w:val="es-419" w:eastAsia="es-CO"/>
+          </w:rPr>
+          <w:t>https://www.flickr.com/photos/greensoftware/4986478882/in/photostream/lightbox/</w:t>
+        </w:r>
+      </w:hyperlink>
       <w:r>
         <w:rPr>
           <w:lang w:val="es-419" w:eastAsia="es-CO"/>
@@ -3819,19 +3747,13 @@
         <w:rPr>
           <w:lang w:val="es-419" w:eastAsia="es-CO"/>
         </w:rPr>
-        <w:t xml:space="preserve">Por ejemplo, azul para las reservas tentativas, rojo para las confirmadas, o verde para las que se desocupan. Se realiza de acuerdo el criterio y la comodidad </w:t>
-      </w:r>
-      <w:r>
-        <w:rPr>
-          <w:lang w:val="es-419" w:eastAsia="es-CO"/>
-        </w:rPr>
-        <w:t xml:space="preserve">de </w:t>
-      </w:r>
-      <w:r>
-        <w:rPr>
-          <w:lang w:val="es-419" w:eastAsia="es-CO"/>
-        </w:rPr>
-        <w:t>quien las usa.</w:t>
+        <w:t>Por ejemplo, azul para las reservas tentativas, rojo para las confirmadas, o verde para las que se desocupan. Se realiza de acuerdo con el criterio y la comodidad de quien las usa</w:t>
+      </w:r>
+      <w:r>
+        <w:rPr>
+          <w:lang w:val="es-419" w:eastAsia="es-CO"/>
+        </w:rPr>
+        <w:t>.</w:t>
       </w:r>
     </w:p>
     <w:p>
@@ -3911,7 +3833,7 @@
         </w:rPr>
         <w:t xml:space="preserve"> </w:t>
       </w:r>
-      <w:hyperlink r:id="rId17" w:history="1">
+      <w:hyperlink r:id="rId19" w:history="1">
         <w:r>
           <w:rPr>
             <w:rStyle w:val="Hipervnculo"/>
@@ -4370,14 +4292,14 @@
         <w:rPr>
           <w:b/>
           <w:bCs/>
-          <w:lang w:val="es-419" w:eastAsia="es-CO"/>
+          <w:lang w:val="en-US" w:eastAsia="es-CO"/>
         </w:rPr>
       </w:pPr>
       <w:r>
         <w:rPr>
           <w:b/>
           <w:bCs/>
-          <w:lang w:val="es-419" w:eastAsia="es-CO"/>
+          <w:lang w:val="en-US" w:eastAsia="es-CO"/>
         </w:rPr>
         <w:t>Huéspedes VIP (</w:t>
       </w:r>
@@ -4386,7 +4308,7 @@
           <w:rStyle w:val="Extranjerismo"/>
           <w:b/>
           <w:bCs/>
-          <w:lang w:val="es-419" w:eastAsia="es-CO"/>
+          <w:lang w:eastAsia="es-CO"/>
         </w:rPr>
         <w:t>Very Important Person</w:t>
       </w:r>
@@ -4394,7 +4316,7 @@
         <w:rPr>
           <w:b/>
           <w:bCs/>
-          <w:lang w:val="es-419" w:eastAsia="es-CO"/>
+          <w:lang w:val="en-US" w:eastAsia="es-CO"/>
         </w:rPr>
         <w:t>)</w:t>
       </w:r>
@@ -5490,10 +5412,10 @@
                     <pic:cNvPicPr/>
                   </pic:nvPicPr>
                   <pic:blipFill>
-                    <a:blip r:embed="rId18">
+                    <a:blip r:embed="rId20">
                       <a:extLst>
                         <a:ext uri="{96DAC541-7B7A-43D3-8B79-37D633B846F1}">
-                          <asvg:svgBlip xmlns:asvg="http://schemas.microsoft.com/office/drawing/2016/SVG/main" r:embed="rId19"/>
+                          <asvg:svgBlip xmlns:asvg="http://schemas.microsoft.com/office/drawing/2016/SVG/main" r:embed="rId21"/>
                         </a:ext>
                       </a:extLst>
                     </a:blip>
@@ -5537,6 +5459,7 @@
           <w:rStyle w:val="Extranjerismo"/>
           <w:b/>
           <w:bCs/>
+          <w:lang w:val="es-CO"/>
         </w:rPr>
       </w:pPr>
       <w:r>
@@ -5544,6 +5467,7 @@
           <w:rStyle w:val="Extranjerismo"/>
           <w:b/>
           <w:bCs/>
+          <w:lang w:val="es-CO"/>
         </w:rPr>
         <w:t>Rooming list</w:t>
       </w:r>
@@ -5563,6 +5487,7 @@
       <w:r>
         <w:rPr>
           <w:rStyle w:val="Extranjerismo"/>
+          <w:lang w:val="es-CO"/>
         </w:rPr>
         <w:t>rooming list</w:t>
       </w:r>
@@ -5575,6 +5500,7 @@
       <w:r>
         <w:rPr>
           <w:rStyle w:val="Extranjerismo"/>
+          <w:lang w:val="es-CO"/>
         </w:rPr>
         <w:t>reservation</w:t>
       </w:r>
@@ -5587,6 +5513,7 @@
       <w:r>
         <w:rPr>
           <w:rStyle w:val="Extranjerismo"/>
+          <w:lang w:val="es-CO"/>
         </w:rPr>
         <w:t>list</w:t>
       </w:r>
@@ -7037,7 +6964,7 @@
         </w:rPr>
         <w:t xml:space="preserve"> </w:t>
       </w:r>
-      <w:hyperlink r:id="rId20" w:history="1">
+      <w:hyperlink r:id="rId22" w:history="1">
         <w:r>
           <w:rPr>
             <w:rStyle w:val="Hipervnculo"/>
@@ -9803,7 +9730,6 @@
                 <w:rStyle w:val="Extranjerismo"/>
               </w:rPr>
             </w:pPr>
-            <w:proofErr w:type="spellStart"/>
             <w:r>
               <w:rPr>
                 <w:rStyle w:val="Extranjerismo"/>
@@ -9811,7 +9737,6 @@
               <w:lastRenderedPageBreak/>
               <w:t>Mid season</w:t>
             </w:r>
-            <w:proofErr w:type="spellEnd"/>
           </w:p>
         </w:tc>
         <w:tc>
@@ -10618,6 +10543,7 @@
               <w:jc w:val="center"/>
               <w:rPr>
                 <w:rStyle w:val="Extranjerismo"/>
+                <w:lang w:val="es-CO"/>
               </w:rPr>
             </w:pPr>
             <w:r>
@@ -11064,6 +10990,7 @@
               <w:jc w:val="center"/>
               <w:rPr>
                 <w:rStyle w:val="Extranjerismo"/>
+                <w:lang w:val="es-CO"/>
               </w:rPr>
             </w:pPr>
             <w:r>
@@ -11072,6 +10999,7 @@
             <w:r>
               <w:rPr>
                 <w:rStyle w:val="Extranjerismo"/>
+                <w:lang w:val="es-CO"/>
               </w:rPr>
               <w:t xml:space="preserve">Long stay </w:t>
             </w:r>
@@ -12470,7 +12398,7 @@
         </w:rPr>
         <w:t xml:space="preserve"> </w:t>
       </w:r>
-      <w:hyperlink r:id="rId21" w:history="1">
+      <w:hyperlink r:id="rId23" w:history="1">
         <w:r>
           <w:rPr>
             <w:rStyle w:val="Hipervnculo"/>
@@ -12615,7 +12543,7 @@
                     <pic:cNvPicPr/>
                   </pic:nvPicPr>
                   <pic:blipFill>
-                    <a:blip r:embed="rId22">
+                    <a:blip r:embed="rId24">
                       <a:extLst>
                         <a:ext uri="{28A0092B-C50C-407E-A947-70E740481C1C}">
                           <a14:useLocalDpi xmlns:a14="http://schemas.microsoft.com/office/drawing/2010/main" val="0"/>
@@ -12788,19 +12716,12 @@
             <w:r>
               <w:t xml:space="preserve">Jacidi. (2024). Ficha de Registro de Huéspedes en un Hotel. </w:t>
             </w:r>
-            <w:proofErr w:type="spellStart"/>
             <w:r>
               <w:rPr>
                 <w:rStyle w:val="Extranjerismo"/>
+                <w:lang w:val="es-CO"/>
               </w:rPr>
-              <w:t>eRoom</w:t>
-            </w:r>
-            <w:proofErr w:type="spellEnd"/>
-            <w:r>
-              <w:rPr>
-                <w:rStyle w:val="Extranjerismo"/>
-              </w:rPr>
-              <w:t xml:space="preserve"> Suite</w:t>
+              <w:t>eRoom Suite</w:t>
             </w:r>
             <w:r>
               <w:t>: Sistema Omnicanal de Comunicación Hotelera.</w:t>
@@ -12828,7 +12749,7 @@
             <w:pPr>
               <w:pStyle w:val="TextoTablas"/>
             </w:pPr>
-            <w:hyperlink r:id="rId23" w:history="1">
+            <w:hyperlink r:id="rId25" w:history="1">
               <w:r>
                 <w:rPr>
                   <w:rStyle w:val="Hipervnculo"/>
@@ -12890,7 +12811,7 @@
             <w:pPr>
               <w:pStyle w:val="TextoTablas"/>
             </w:pPr>
-            <w:hyperlink r:id="rId24" w:history="1">
+            <w:hyperlink r:id="rId26" w:history="1">
               <w:r>
                 <w:rPr>
                   <w:rStyle w:val="Hipervnculo"/>
@@ -13550,7 +13471,7 @@
         </w:rPr>
         <w:t xml:space="preserve"> </w:t>
       </w:r>
-      <w:hyperlink r:id="rId25" w:history="1">
+      <w:hyperlink r:id="rId27" w:history="1">
         <w:r>
           <w:rPr>
             <w:rStyle w:val="Hipervnculo"/>
@@ -13597,9 +13518,8 @@
           <w:lang w:eastAsia="es-CO"/>
           <w14:ligatures w14:val="none"/>
         </w:rPr>
-        <w:t xml:space="preserve">Casanova, Y. (2014). Reservas hoteleras. [Diapositivas]. </w:t>
-      </w:r>
-      <w:proofErr w:type="spellStart"/>
+        <w:t>Casanova, Y. (2014). Reservas hoteleras. [Diapositivas]. SlideShare.</w:t>
+      </w:r>
       <w:r>
         <w:rPr>
           <w:rFonts w:eastAsia="Times New Roman" w:cstheme="minorHAnsi"/>
@@ -13609,32 +13529,9 @@
           <w:lang w:eastAsia="es-CO"/>
           <w14:ligatures w14:val="none"/>
         </w:rPr>
-        <w:t>SlideShare</w:t>
-      </w:r>
-      <w:proofErr w:type="spellEnd"/>
-      <w:r>
-        <w:rPr>
-          <w:rFonts w:eastAsia="Times New Roman" w:cstheme="minorHAnsi"/>
-          <w:kern w:val="0"/>
-          <w:szCs w:val="28"/>
-          <w:bdr w:val="none" w:sz="0" w:space="0" w:color="auto" w:frame="1"/>
-          <w:lang w:eastAsia="es-CO"/>
-          <w14:ligatures w14:val="none"/>
-        </w:rPr>
-        <w:t>.</w:t>
-      </w:r>
-      <w:r>
-        <w:rPr>
-          <w:rFonts w:eastAsia="Times New Roman" w:cstheme="minorHAnsi"/>
-          <w:kern w:val="0"/>
-          <w:szCs w:val="28"/>
-          <w:bdr w:val="none" w:sz="0" w:space="0" w:color="auto" w:frame="1"/>
-          <w:lang w:eastAsia="es-CO"/>
-          <w14:ligatures w14:val="none"/>
-        </w:rPr>
         <w:t xml:space="preserve"> </w:t>
       </w:r>
-      <w:hyperlink r:id="rId26" w:history="1">
+      <w:hyperlink r:id="rId28" w:history="1">
         <w:r>
           <w:rPr>
             <w:rStyle w:val="Hipervnculo"/>
@@ -13681,10 +13578,12 @@
           <w:lang w:eastAsia="es-CO"/>
           <w14:ligatures w14:val="none"/>
         </w:rPr>
-        <w:t xml:space="preserve">Cañellas, A. M. (2019). Los contratos de reserva de plazas de alojamiento hotelero en régimen de contingente: su naturaleza y clausulado típico. </w:t>
-      </w:r>
-      <w:proofErr w:type="spellStart"/>
-      <w:r>
+        <w:t>Cañellas, A. M. (2019). Los contratos de reserva de plazas de alojamiento hotelero en régimen de contingente: su naturaleza y clausulado típico. CEFLegal. Revista práctica de derecho, 39-86.</w:t>
+      </w:r>
+    </w:p>
+    <w:p>
+      <w:pPr>
+        <w:spacing w:before="0" w:after="160" w:line="259" w:lineRule="auto"/>
         <w:rPr>
           <w:rFonts w:eastAsia="Times New Roman" w:cstheme="minorHAnsi"/>
           <w:kern w:val="0"/>
@@ -13693,9 +13592,7 @@
           <w:lang w:eastAsia="es-CO"/>
           <w14:ligatures w14:val="none"/>
         </w:rPr>
-        <w:t>CEFLegal</w:t>
-      </w:r>
-      <w:proofErr w:type="spellEnd"/>
+      </w:pPr>
       <w:r>
         <w:rPr>
           <w:rFonts w:eastAsia="Times New Roman" w:cstheme="minorHAnsi"/>
@@ -13705,12 +13602,22 @@
           <w:lang w:eastAsia="es-CO"/>
           <w14:ligatures w14:val="none"/>
         </w:rPr>
-        <w:t>. Revista práctica de derecho, 39-86.</w:t>
+        <w:t>García Luengo, R. B. (2001). El contrato de hospedaje: especial referencia al alojamiento turístico hotelero.</w:t>
       </w:r>
     </w:p>
     <w:p>
       <w:pPr>
         <w:spacing w:before="0" w:after="160" w:line="259" w:lineRule="auto"/>
+        <w:rPr>
+          <w:rFonts w:eastAsia="Times New Roman" w:cstheme="minorHAnsi"/>
+          <w:kern w:val="0"/>
+          <w:szCs w:val="28"/>
+          <w:bdr w:val="none" w:sz="0" w:space="0" w:color="auto" w:frame="1"/>
+          <w:lang w:val="en-US" w:eastAsia="es-CO"/>
+          <w14:ligatures w14:val="none"/>
+        </w:rPr>
+      </w:pPr>
+      <w:r>
         <w:rPr>
           <w:rFonts w:eastAsia="Times New Roman" w:cstheme="minorHAnsi"/>
           <w:kern w:val="0"/>
@@ -13719,54 +13626,20 @@
           <w:lang w:eastAsia="es-CO"/>
           <w14:ligatures w14:val="none"/>
         </w:rPr>
-      </w:pPr>
+        <w:t xml:space="preserve">Luque, A. (2024). Rack de habitaciones. </w:t>
+      </w:r>
       <w:r>
         <w:rPr>
           <w:rFonts w:eastAsia="Times New Roman" w:cstheme="minorHAnsi"/>
           <w:kern w:val="0"/>
           <w:szCs w:val="28"/>
           <w:bdr w:val="none" w:sz="0" w:space="0" w:color="auto" w:frame="1"/>
-          <w:lang w:eastAsia="es-CO"/>
+          <w:lang w:val="en-US" w:eastAsia="es-CO"/>
           <w14:ligatures w14:val="none"/>
         </w:rPr>
-        <w:t>García Luengo, R. B. (2001). El contrato de hospedaje: especial referencia al alojamiento turístico hotelero.</w:t>
-      </w:r>
-    </w:p>
-    <w:p>
-      <w:pPr>
-        <w:spacing w:before="0" w:after="160" w:line="259" w:lineRule="auto"/>
-        <w:rPr>
-          <w:rFonts w:eastAsia="Times New Roman" w:cstheme="minorHAnsi"/>
-          <w:kern w:val="0"/>
-          <w:szCs w:val="28"/>
-          <w:bdr w:val="none" w:sz="0" w:space="0" w:color="auto" w:frame="1"/>
-          <w:lang w:eastAsia="es-CO"/>
-          <w14:ligatures w14:val="none"/>
-        </w:rPr>
-      </w:pPr>
-      <w:r>
-        <w:rPr>
-          <w:rFonts w:eastAsia="Times New Roman" w:cstheme="minorHAnsi"/>
-          <w:kern w:val="0"/>
-          <w:szCs w:val="28"/>
-          <w:bdr w:val="none" w:sz="0" w:space="0" w:color="auto" w:frame="1"/>
-          <w:lang w:eastAsia="es-CO"/>
-          <w14:ligatures w14:val="none"/>
-        </w:rPr>
-        <w:t>Luque, A. (2024). Rack de habitaciones. HELP ALOSUITE.</w:t>
-      </w:r>
-      <w:r>
-        <w:rPr>
-          <w:rFonts w:eastAsia="Times New Roman" w:cstheme="minorHAnsi"/>
-          <w:kern w:val="0"/>
-          <w:szCs w:val="28"/>
-          <w:bdr w:val="none" w:sz="0" w:space="0" w:color="auto" w:frame="1"/>
-          <w:lang w:eastAsia="es-CO"/>
-          <w14:ligatures w14:val="none"/>
-        </w:rPr>
-        <w:t xml:space="preserve"> </w:t>
-      </w:r>
-      <w:hyperlink r:id="rId27" w:anchor=":~:text=Es%20el%20panel%20en%20el,de%20ocupaci%C3%B3n%20o%20Room%20rack" w:history="1">
+        <w:t xml:space="preserve">HELP ALOSUITE. </w:t>
+      </w:r>
+      <w:hyperlink r:id="rId29" w:anchor=":~:text=Es%20el%20panel%20en%20el,de%20ocupaci%C3%B3n%20o%20Room%20rack" w:history="1">
         <w:r>
           <w:rPr>
             <w:rStyle w:val="Hipervnculo"/>
@@ -13774,13 +13647,27 @@
             <w:kern w:val="0"/>
             <w:szCs w:val="28"/>
             <w:bdr w:val="none" w:sz="0" w:space="0" w:color="auto" w:frame="1"/>
-            <w:lang w:eastAsia="es-CO"/>
+            <w:lang w:val="en-US" w:eastAsia="es-CO"/>
             <w14:ligatures w14:val="none"/>
           </w:rPr>
           <w:t>https://help.alosuite.com/baseconocimiento/rack-de-habitaciones/#:~:text=Es%20el%20panel%20en%20el,de%20ocupaci%C3%B3n%20o%20Room%20rack</w:t>
         </w:r>
       </w:hyperlink>
       <w:r>
+        <w:rPr>
+          <w:rFonts w:eastAsia="Times New Roman" w:cstheme="minorHAnsi"/>
+          <w:kern w:val="0"/>
+          <w:szCs w:val="28"/>
+          <w:bdr w:val="none" w:sz="0" w:space="0" w:color="auto" w:frame="1"/>
+          <w:lang w:val="en-US" w:eastAsia="es-CO"/>
+          <w14:ligatures w14:val="none"/>
+        </w:rPr>
+        <w:t xml:space="preserve"> </w:t>
+      </w:r>
+    </w:p>
+    <w:p>
+      <w:pPr>
+        <w:spacing w:before="0" w:after="160" w:line="259" w:lineRule="auto"/>
         <w:rPr>
           <w:rFonts w:eastAsia="Times New Roman" w:cstheme="minorHAnsi"/>
           <w:kern w:val="0"/>
@@ -13789,12 +13676,8 @@
           <w:lang w:eastAsia="es-CO"/>
           <w14:ligatures w14:val="none"/>
         </w:rPr>
-        <w:t xml:space="preserve"> </w:t>
-      </w:r>
-    </w:p>
-    <w:p>
-      <w:pPr>
-        <w:spacing w:before="0" w:after="160" w:line="259" w:lineRule="auto"/>
+      </w:pPr>
+      <w:r>
         <w:rPr>
           <w:rFonts w:eastAsia="Times New Roman" w:cstheme="minorHAnsi"/>
           <w:kern w:val="0"/>
@@ -13803,7 +13686,8 @@
           <w:lang w:eastAsia="es-CO"/>
           <w14:ligatures w14:val="none"/>
         </w:rPr>
-      </w:pPr>
+        <w:t>Marrero, M. (2016). Glosario de términos hoteleros, turísticos y relacionados. España: Copyright. Obtenido de</w:t>
+      </w:r>
       <w:r>
         <w:rPr>
           <w:rFonts w:eastAsia="Times New Roman" w:cstheme="minorHAnsi"/>
@@ -13813,20 +13697,9 @@
           <w:lang w:eastAsia="es-CO"/>
           <w14:ligatures w14:val="none"/>
         </w:rPr>
-        <w:t>Marrero, M. (2016). Glosario de términos hoteleros, turísticos y relacionados. España: Copyright. Obtenido de</w:t>
-      </w:r>
-      <w:r>
-        <w:rPr>
-          <w:rFonts w:eastAsia="Times New Roman" w:cstheme="minorHAnsi"/>
-          <w:kern w:val="0"/>
-          <w:szCs w:val="28"/>
-          <w:bdr w:val="none" w:sz="0" w:space="0" w:color="auto" w:frame="1"/>
-          <w:lang w:eastAsia="es-CO"/>
-          <w14:ligatures w14:val="none"/>
-        </w:rPr>
         <w:t xml:space="preserve"> </w:t>
       </w:r>
-      <w:hyperlink r:id="rId28" w:history="1">
+      <w:hyperlink r:id="rId30" w:history="1">
         <w:r>
           <w:rPr>
             <w:rStyle w:val="Hipervnculo"/>
@@ -13864,7 +13737,6 @@
           <w14:ligatures w14:val="none"/>
         </w:rPr>
       </w:pPr>
-      <w:proofErr w:type="spellStart"/>
       <w:r>
         <w:rPr>
           <w:rFonts w:eastAsia="Times New Roman" w:cstheme="minorHAnsi"/>
@@ -13874,9 +13746,8 @@
           <w:lang w:eastAsia="es-CO"/>
           <w14:ligatures w14:val="none"/>
         </w:rPr>
-        <w:t>Roomer</w:t>
-      </w:r>
-      <w:proofErr w:type="spellEnd"/>
+        <w:t>Roomer Travel. (s.f.). Guía de cancelación del hotel.</w:t>
+      </w:r>
       <w:r>
         <w:rPr>
           <w:rFonts w:eastAsia="Times New Roman" w:cstheme="minorHAnsi"/>
@@ -13888,42 +13759,7 @@
         </w:rPr>
         <w:t xml:space="preserve"> </w:t>
       </w:r>
-      <w:proofErr w:type="spellStart"/>
-      <w:r>
-        <w:rPr>
-          <w:rFonts w:eastAsia="Times New Roman" w:cstheme="minorHAnsi"/>
-          <w:kern w:val="0"/>
-          <w:szCs w:val="28"/>
-          <w:bdr w:val="none" w:sz="0" w:space="0" w:color="auto" w:frame="1"/>
-          <w:lang w:eastAsia="es-CO"/>
-          <w14:ligatures w14:val="none"/>
-        </w:rPr>
-        <w:t>Travel</w:t>
-      </w:r>
-      <w:proofErr w:type="spellEnd"/>
-      <w:r>
-        <w:rPr>
-          <w:rFonts w:eastAsia="Times New Roman" w:cstheme="minorHAnsi"/>
-          <w:kern w:val="0"/>
-          <w:szCs w:val="28"/>
-          <w:bdr w:val="none" w:sz="0" w:space="0" w:color="auto" w:frame="1"/>
-          <w:lang w:eastAsia="es-CO"/>
-          <w14:ligatures w14:val="none"/>
-        </w:rPr>
-        <w:t>. (s.f.). Guía de cancelación del hotel.</w:t>
-      </w:r>
-      <w:r>
-        <w:rPr>
-          <w:rFonts w:eastAsia="Times New Roman" w:cstheme="minorHAnsi"/>
-          <w:kern w:val="0"/>
-          <w:szCs w:val="28"/>
-          <w:bdr w:val="none" w:sz="0" w:space="0" w:color="auto" w:frame="1"/>
-          <w:lang w:eastAsia="es-CO"/>
-          <w14:ligatures w14:val="none"/>
-        </w:rPr>
-        <w:t xml:space="preserve"> </w:t>
-      </w:r>
-      <w:hyperlink r:id="rId29" w:history="1">
+      <w:hyperlink r:id="rId31" w:history="1">
         <w:r>
           <w:rPr>
             <w:rStyle w:val="Hipervnculo"/>
@@ -13985,7 +13821,6 @@
           <w14:ligatures w14:val="none"/>
         </w:rPr>
       </w:pPr>
-      <w:proofErr w:type="spellStart"/>
       <w:r>
         <w:rPr>
           <w:rFonts w:eastAsia="Times New Roman" w:cstheme="minorHAnsi"/>
@@ -13995,9 +13830,8 @@
           <w:lang w:eastAsia="es-CO"/>
           <w14:ligatures w14:val="none"/>
         </w:rPr>
-        <w:t>Ulyses</w:t>
-      </w:r>
-      <w:proofErr w:type="spellEnd"/>
+        <w:t>Ulyses Cloud. (2020). Ulyses Cloud | Rooming list en reservas de grupo. [Vídeo]. YouTube.</w:t>
+      </w:r>
       <w:r>
         <w:rPr>
           <w:rFonts w:eastAsia="Times New Roman" w:cstheme="minorHAnsi"/>
@@ -14007,92 +13841,9 @@
           <w:lang w:eastAsia="es-CO"/>
           <w14:ligatures w14:val="none"/>
         </w:rPr>
-        <w:t xml:space="preserve"> Cloud. (2020). </w:t>
-      </w:r>
-      <w:proofErr w:type="spellStart"/>
-      <w:r>
-        <w:rPr>
-          <w:rFonts w:eastAsia="Times New Roman" w:cstheme="minorHAnsi"/>
-          <w:kern w:val="0"/>
-          <w:szCs w:val="28"/>
-          <w:bdr w:val="none" w:sz="0" w:space="0" w:color="auto" w:frame="1"/>
-          <w:lang w:eastAsia="es-CO"/>
-          <w14:ligatures w14:val="none"/>
-        </w:rPr>
-        <w:t>Ulyses</w:t>
-      </w:r>
-      <w:proofErr w:type="spellEnd"/>
-      <w:r>
-        <w:rPr>
-          <w:rFonts w:eastAsia="Times New Roman" w:cstheme="minorHAnsi"/>
-          <w:kern w:val="0"/>
-          <w:szCs w:val="28"/>
-          <w:bdr w:val="none" w:sz="0" w:space="0" w:color="auto" w:frame="1"/>
-          <w:lang w:eastAsia="es-CO"/>
-          <w14:ligatures w14:val="none"/>
-        </w:rPr>
-        <w:t xml:space="preserve"> Cloud | </w:t>
-      </w:r>
-      <w:proofErr w:type="spellStart"/>
-      <w:r>
-        <w:rPr>
-          <w:rFonts w:eastAsia="Times New Roman" w:cstheme="minorHAnsi"/>
-          <w:kern w:val="0"/>
-          <w:szCs w:val="28"/>
-          <w:bdr w:val="none" w:sz="0" w:space="0" w:color="auto" w:frame="1"/>
-          <w:lang w:eastAsia="es-CO"/>
-          <w14:ligatures w14:val="none"/>
-        </w:rPr>
-        <w:t>Rooming</w:t>
-      </w:r>
-      <w:proofErr w:type="spellEnd"/>
-      <w:r>
-        <w:rPr>
-          <w:rFonts w:eastAsia="Times New Roman" w:cstheme="minorHAnsi"/>
-          <w:kern w:val="0"/>
-          <w:szCs w:val="28"/>
-          <w:bdr w:val="none" w:sz="0" w:space="0" w:color="auto" w:frame="1"/>
-          <w:lang w:eastAsia="es-CO"/>
-          <w14:ligatures w14:val="none"/>
-        </w:rPr>
         <w:t xml:space="preserve"> </w:t>
       </w:r>
-      <w:proofErr w:type="spellStart"/>
-      <w:r>
-        <w:rPr>
-          <w:rFonts w:eastAsia="Times New Roman" w:cstheme="minorHAnsi"/>
-          <w:kern w:val="0"/>
-          <w:szCs w:val="28"/>
-          <w:bdr w:val="none" w:sz="0" w:space="0" w:color="auto" w:frame="1"/>
-          <w:lang w:eastAsia="es-CO"/>
-          <w14:ligatures w14:val="none"/>
-        </w:rPr>
-        <w:t>list</w:t>
-      </w:r>
-      <w:proofErr w:type="spellEnd"/>
-      <w:r>
-        <w:rPr>
-          <w:rFonts w:eastAsia="Times New Roman" w:cstheme="minorHAnsi"/>
-          <w:kern w:val="0"/>
-          <w:szCs w:val="28"/>
-          <w:bdr w:val="none" w:sz="0" w:space="0" w:color="auto" w:frame="1"/>
-          <w:lang w:eastAsia="es-CO"/>
-          <w14:ligatures w14:val="none"/>
-        </w:rPr>
-        <w:t xml:space="preserve"> en reservas de grupo. [Vídeo]. YouTube.</w:t>
-      </w:r>
-      <w:r>
-        <w:rPr>
-          <w:rFonts w:eastAsia="Times New Roman" w:cstheme="minorHAnsi"/>
-          <w:kern w:val="0"/>
-          <w:szCs w:val="28"/>
-          <w:bdr w:val="none" w:sz="0" w:space="0" w:color="auto" w:frame="1"/>
-          <w:lang w:eastAsia="es-CO"/>
-          <w14:ligatures w14:val="none"/>
-        </w:rPr>
-        <w:t xml:space="preserve"> </w:t>
-      </w:r>
-      <w:hyperlink r:id="rId30" w:history="1">
+      <w:hyperlink r:id="rId32" w:history="1">
         <w:r>
           <w:rPr>
             <w:rStyle w:val="Hipervnculo"/>
@@ -14668,8 +14419,8 @@
       </w:pPr>
     </w:p>
     <w:sectPr>
-      <w:headerReference w:type="default" r:id="rId31"/>
-      <w:footerReference w:type="default" r:id="rId32"/>
+      <w:headerReference w:type="default" r:id="rId33"/>
+      <w:footerReference w:type="default" r:id="rId34"/>
       <w:pgSz w:w="12240" w:h="15840"/>
       <w:pgMar w:top="1701" w:right="1134" w:bottom="1134" w:left="1134" w:header="709" w:footer="737" w:gutter="0"/>
       <w:pgNumType w:start="1"/>
@@ -23486,12 +23237,14 @@
 </file>
 
 <file path=customXml/item2.xml><?xml version="1.0" encoding="utf-8"?>
-<?mso-contentType ?>
-<FormTemplates xmlns="http://schemas.microsoft.com/sharepoint/v3/contenttype/forms">
-  <Display>DocumentLibraryForm</Display>
-  <Edit>DocumentLibraryForm</Edit>
-  <New>DocumentLibraryForm</New>
-</FormTemplates>
+<p:properties xmlns:p="http://schemas.microsoft.com/office/2006/metadata/properties" xmlns:xsi="http://www.w3.org/2001/XMLSchema-instance" xmlns:pc="http://schemas.microsoft.com/office/infopath/2007/PartnerControls">
+  <documentManagement>
+    <TaxCatchAll xmlns="cb45339b-ced9-4d0d-8f64-77573914d53b" xsi:nil="true"/>
+    <lcf76f155ced4ddcb4097134ff3c332f xmlns="43a3ca16-9c26-4813-b83f-4aec9927b43f">
+      <Terms xmlns="http://schemas.microsoft.com/office/infopath/2007/PartnerControls"/>
+    </lcf76f155ced4ddcb4097134ff3c332f>
+  </documentManagement>
+</p:properties>
 </file>
 
 <file path=customXml/item3.xml><?xml version="1.0" encoding="utf-8"?>
@@ -23730,14 +23483,12 @@
 </file>
 
 <file path=customXml/item4.xml><?xml version="1.0" encoding="utf-8"?>
-<p:properties xmlns:p="http://schemas.microsoft.com/office/2006/metadata/properties" xmlns:xsi="http://www.w3.org/2001/XMLSchema-instance" xmlns:pc="http://schemas.microsoft.com/office/infopath/2007/PartnerControls">
-  <documentManagement>
-    <TaxCatchAll xmlns="cb45339b-ced9-4d0d-8f64-77573914d53b" xsi:nil="true"/>
-    <lcf76f155ced4ddcb4097134ff3c332f xmlns="43a3ca16-9c26-4813-b83f-4aec9927b43f">
-      <Terms xmlns="http://schemas.microsoft.com/office/infopath/2007/PartnerControls"/>
-    </lcf76f155ced4ddcb4097134ff3c332f>
-  </documentManagement>
-</p:properties>
+<?mso-contentType ?>
+<FormTemplates xmlns="http://schemas.microsoft.com/sharepoint/v3/contenttype/forms">
+  <Display>DocumentLibraryForm</Display>
+  <Edit>DocumentLibraryForm</Edit>
+  <New>DocumentLibraryForm</New>
+</FormTemplates>
 </file>
 
 <file path=customXml/itemProps1.xml><?xml version="1.0" encoding="utf-8"?>
@@ -23749,9 +23500,12 @@
 </file>
 
 <file path=customXml/itemProps2.xml><?xml version="1.0" encoding="utf-8"?>
-<ds:datastoreItem xmlns:ds="http://schemas.openxmlformats.org/officeDocument/2006/customXml" ds:itemID="{D00A4A46-BDBD-48AC-87B9-2BA42D9CC06F}">
+<ds:datastoreItem xmlns:ds="http://schemas.openxmlformats.org/officeDocument/2006/customXml" ds:itemID="{26259216-AD86-464A-AEAD-95B1F9E17392}">
   <ds:schemaRefs>
-    <ds:schemaRef ds:uri="http://schemas.microsoft.com/sharepoint/v3/contenttype/forms"/>
+    <ds:schemaRef ds:uri="http://schemas.microsoft.com/office/2006/metadata/properties"/>
+    <ds:schemaRef ds:uri="http://schemas.microsoft.com/office/infopath/2007/PartnerControls"/>
+    <ds:schemaRef ds:uri="cb45339b-ced9-4d0d-8f64-77573914d53b"/>
+    <ds:schemaRef ds:uri="43a3ca16-9c26-4813-b83f-4aec9927b43f"/>
   </ds:schemaRefs>
 </ds:datastoreItem>
 </file>
@@ -23776,12 +23530,9 @@
 </file>
 
 <file path=customXml/itemProps4.xml><?xml version="1.0" encoding="utf-8"?>
-<ds:datastoreItem xmlns:ds="http://schemas.openxmlformats.org/officeDocument/2006/customXml" ds:itemID="{26259216-AD86-464A-AEAD-95B1F9E17392}">
+<ds:datastoreItem xmlns:ds="http://schemas.openxmlformats.org/officeDocument/2006/customXml" ds:itemID="{D00A4A46-BDBD-48AC-87B9-2BA42D9CC06F}">
   <ds:schemaRefs>
-    <ds:schemaRef ds:uri="http://schemas.microsoft.com/office/2006/metadata/properties"/>
-    <ds:schemaRef ds:uri="http://schemas.microsoft.com/office/infopath/2007/PartnerControls"/>
-    <ds:schemaRef ds:uri="cb45339b-ced9-4d0d-8f64-77573914d53b"/>
-    <ds:schemaRef ds:uri="43a3ca16-9c26-4813-b83f-4aec9927b43f"/>
+    <ds:schemaRef ds:uri="http://schemas.microsoft.com/sharepoint/v3/contenttype/forms"/>
   </ds:schemaRefs>
 </ds:datastoreItem>
 </file>